--- a/doc/詞/宋朝/李煜/李煜-相見歡·無言獨上西樓.docx
+++ b/doc/詞/宋朝/李煜/李煜-相見歡·無言獨上西樓.docx
@@ -592,16 +592,7 @@
           <w:sz w:val="16"/>
           <w:szCs w:val="16"/>
         </w:rPr>
-        <w:t>ㄧㄣ</w:t>
-      </w:r>
-      <w:r>
-        <w:rPr>
-          <w:rFonts w:hint="eastAsia"/>
-          <w:color w:val="FF0000"/>
-          <w:sz w:val="16"/>
-          <w:szCs w:val="16"/>
-        </w:rPr>
-        <w:t>ˋ</w:t>
+        <w:t>ㄧㄣˋ</w:t>
       </w:r>
       <w:proofErr w:type="gramEnd"/>
       <w:r>
@@ -1910,7 +1901,7 @@
           <w:ilvl w:val="0"/>
           <w:numId w:val="1"/>
         </w:numPr>
-        <w:spacing w:after="0" w:line="400" w:lineRule="exact"/>
+        <w:spacing w:after="0" w:line="380" w:lineRule="exact"/>
         <w:ind w:leftChars="0" w:right="0"/>
       </w:pPr>
       <w:r>
@@ -1951,7 +1942,7 @@
           <w:ilvl w:val="0"/>
           <w:numId w:val="1"/>
         </w:numPr>
-        <w:spacing w:after="0" w:line="400" w:lineRule="exact"/>
+        <w:spacing w:after="0" w:line="380" w:lineRule="exact"/>
         <w:ind w:leftChars="0" w:right="0"/>
       </w:pPr>
       <w:r>
@@ -1983,14 +1974,7 @@
           <w:rFonts w:hint="eastAsia"/>
           <w:szCs w:val="28"/>
         </w:rPr>
-        <w:t>)</w:t>
-      </w:r>
-      <w:r>
-        <w:rPr>
-          <w:rFonts w:hint="eastAsia"/>
-          <w:szCs w:val="28"/>
-        </w:rPr>
-        <w:t>：</w:t>
+        <w:t>)：</w:t>
       </w:r>
       <w:r>
         <w:rPr>
@@ -2014,16 +1998,7 @@
           <w:sz w:val="16"/>
           <w:szCs w:val="16"/>
         </w:rPr>
-        <w:t>ㄌㄨ</w:t>
-      </w:r>
-      <w:r>
-        <w:rPr>
-          <w:rFonts w:hint="eastAsia"/>
-          <w:color w:val="FF0000"/>
-          <w:sz w:val="16"/>
-          <w:szCs w:val="16"/>
-        </w:rPr>
-        <w:t>ˋ</w:t>
+        <w:t>ㄌㄨˋ</w:t>
       </w:r>
       <w:proofErr w:type="gramEnd"/>
       <w:r>
@@ -2048,7 +2023,7 @@
           <w:ilvl w:val="0"/>
           <w:numId w:val="1"/>
         </w:numPr>
-        <w:spacing w:after="0" w:line="400" w:lineRule="exact"/>
+        <w:spacing w:after="0" w:line="380" w:lineRule="exact"/>
         <w:ind w:leftChars="0" w:right="0"/>
       </w:pPr>
       <w:r>
@@ -2061,19 +2036,13 @@
         <w:rPr>
           <w:rFonts w:hint="eastAsia"/>
         </w:rPr>
-        <w:t>：</w:t>
-      </w:r>
-      <w:r>
-        <w:rPr>
-          <w:rFonts w:hint="eastAsia"/>
-        </w:rPr>
-        <w:t>液體大量從高處傾倒流瀉。</w:t>
+        <w:t>：液體大量從高處傾倒流瀉。</w:t>
       </w:r>
     </w:p>
     <w:p>
       <w:pPr>
         <w:pStyle w:val="aa"/>
-        <w:spacing w:after="0" w:line="400" w:lineRule="exact"/>
+        <w:spacing w:after="0" w:line="380" w:lineRule="exact"/>
         <w:ind w:leftChars="0" w:right="0" w:firstLine="0"/>
       </w:pPr>
       <w:r>
@@ -2090,7 +2059,7 @@
           <w:ilvl w:val="0"/>
           <w:numId w:val="1"/>
         </w:numPr>
-        <w:spacing w:after="0" w:line="400" w:lineRule="exact"/>
+        <w:spacing w:after="0" w:line="380" w:lineRule="exact"/>
         <w:ind w:leftChars="0" w:right="0"/>
       </w:pPr>
       <w:r>
@@ -2119,7 +2088,7 @@
           <w:ilvl w:val="0"/>
           <w:numId w:val="1"/>
         </w:numPr>
-        <w:spacing w:after="0" w:line="400" w:lineRule="exact"/>
+        <w:spacing w:after="0" w:line="380" w:lineRule="exact"/>
         <w:ind w:leftChars="0" w:right="0"/>
       </w:pPr>
       <w:r>
@@ -2156,7 +2125,7 @@
           <w:ilvl w:val="0"/>
           <w:numId w:val="1"/>
         </w:numPr>
-        <w:spacing w:after="0" w:line="400" w:lineRule="exact"/>
+        <w:spacing w:after="0" w:line="380" w:lineRule="exact"/>
         <w:ind w:leftChars="0" w:right="0"/>
       </w:pPr>
       <w:r>
@@ -2223,7 +2192,7 @@
           <w:ilvl w:val="0"/>
           <w:numId w:val="1"/>
         </w:numPr>
-        <w:spacing w:after="0" w:line="400" w:lineRule="exact"/>
+        <w:spacing w:after="0" w:line="380" w:lineRule="exact"/>
         <w:ind w:leftChars="0" w:right="0"/>
       </w:pPr>
       <w:proofErr w:type="gramStart"/>
@@ -2260,7 +2229,7 @@
           <w:ilvl w:val="0"/>
           <w:numId w:val="1"/>
         </w:numPr>
-        <w:spacing w:after="0" w:line="400" w:lineRule="exact"/>
+        <w:spacing w:after="0" w:line="380" w:lineRule="exact"/>
         <w:ind w:leftChars="0" w:right="0"/>
       </w:pPr>
       <w:r>
@@ -2277,7 +2246,7 @@
           <w:ilvl w:val="0"/>
           <w:numId w:val="1"/>
         </w:numPr>
-        <w:spacing w:after="0" w:line="400" w:lineRule="exact"/>
+        <w:spacing w:after="0" w:line="380" w:lineRule="exact"/>
         <w:ind w:leftChars="0" w:right="0"/>
       </w:pPr>
       <w:proofErr w:type="gramStart"/>
@@ -2302,29 +2271,14 @@
           <w:sz w:val="16"/>
           <w:szCs w:val="16"/>
         </w:rPr>
-        <w:t>ㄉㄞ</w:t>
-      </w:r>
-      <w:r>
-        <w:rPr>
-          <w:rFonts w:hint="eastAsia"/>
-          <w:color w:val="FF0000"/>
-          <w:sz w:val="16"/>
-          <w:szCs w:val="16"/>
-        </w:rPr>
-        <w:t>ˋ</w:t>
-      </w:r>
-      <w:proofErr w:type="gramEnd"/>
-      <w:r>
-        <w:rPr>
-          <w:rFonts w:hint="eastAsia"/>
-        </w:rPr>
-        <w:t>)盡：</w:t>
-      </w:r>
-      <w:r>
-        <w:rPr>
-          <w:rFonts w:hint="eastAsia"/>
-        </w:rPr>
-        <w:t>幾乎全部完了。</w:t>
+        <w:t>ㄉㄞˋ</w:t>
+      </w:r>
+      <w:proofErr w:type="gramEnd"/>
+      <w:r>
+        <w:rPr>
+          <w:rFonts w:hint="eastAsia"/>
+        </w:rPr>
+        <w:t>)盡：幾乎全部完了。</w:t>
       </w:r>
       <w:proofErr w:type="gramStart"/>
       <w:r>
@@ -2360,7 +2314,7 @@
           <w:ilvl w:val="0"/>
           <w:numId w:val="1"/>
         </w:numPr>
-        <w:spacing w:after="0" w:line="400" w:lineRule="exact"/>
+        <w:spacing w:after="0" w:line="380" w:lineRule="exact"/>
         <w:ind w:leftChars="0" w:right="0"/>
       </w:pPr>
       <w:r>
@@ -2383,8 +2337,9 @@
           <w:sz w:val="16"/>
           <w:szCs w:val="16"/>
         </w:rPr>
-        <w:t>ㄙㄜ</w:t>
-      </w:r>
+        <w:t>ㄙㄜˋ</w:t>
+      </w:r>
+      <w:proofErr w:type="gramEnd"/>
       <w:r>
         <w:rPr>
           <w:rFonts w:hint="eastAsia"/>
@@ -2392,9 +2347,9 @@
           <w:sz w:val="16"/>
           <w:szCs w:val="16"/>
         </w:rPr>
-        <w:t>ˋ</w:t>
-      </w:r>
-      <w:proofErr w:type="gramEnd"/>
+        <w:t xml:space="preserve"> </w:t>
+      </w:r>
+      <w:proofErr w:type="gramStart"/>
       <w:r>
         <w:rPr>
           <w:rFonts w:hint="eastAsia"/>
@@ -2402,16 +2357,6 @@
           <w:sz w:val="16"/>
           <w:szCs w:val="16"/>
         </w:rPr>
-        <w:t xml:space="preserve"> </w:t>
-      </w:r>
-      <w:proofErr w:type="gramStart"/>
-      <w:r>
-        <w:rPr>
-          <w:rFonts w:hint="eastAsia"/>
-          <w:color w:val="FF0000"/>
-          <w:sz w:val="16"/>
-          <w:szCs w:val="16"/>
-        </w:rPr>
         <w:t>ㄙㄨㄛ</w:t>
       </w:r>
       <w:proofErr w:type="gramEnd"/>
@@ -2419,19 +2364,13 @@
         <w:rPr>
           <w:rFonts w:hint="eastAsia"/>
         </w:rPr>
-        <w:t>)：</w:t>
-      </w:r>
-      <w:r>
-        <w:rPr>
-          <w:rFonts w:hint="eastAsia"/>
-        </w:rPr>
-        <w:t>因寒冷或害怕而蜷縮身體的樣子。</w:t>
+        <w:t>)：因寒冷或害怕而蜷縮身體的樣子。</w:t>
       </w:r>
     </w:p>
     <w:p>
       <w:pPr>
         <w:pStyle w:val="aa"/>
-        <w:spacing w:after="0" w:line="400" w:lineRule="exact"/>
+        <w:spacing w:after="0" w:line="380" w:lineRule="exact"/>
         <w:ind w:leftChars="0" w:right="0" w:firstLine="0"/>
       </w:pPr>
       <w:r>
@@ -2448,7 +2387,7 @@
           <w:ilvl w:val="0"/>
           <w:numId w:val="1"/>
         </w:numPr>
-        <w:spacing w:after="0" w:line="400" w:lineRule="exact"/>
+        <w:spacing w:after="0" w:line="380" w:lineRule="exact"/>
         <w:ind w:leftChars="0" w:right="0"/>
       </w:pPr>
       <w:r>
@@ -2488,7 +2427,7 @@
           <w:ilvl w:val="0"/>
           <w:numId w:val="4"/>
         </w:numPr>
-        <w:spacing w:after="0" w:line="400" w:lineRule="exact"/>
+        <w:spacing w:after="0" w:line="380" w:lineRule="exact"/>
         <w:ind w:leftChars="0" w:right="0"/>
       </w:pPr>
       <w:r>
@@ -2505,7 +2444,7 @@
           <w:ilvl w:val="0"/>
           <w:numId w:val="4"/>
         </w:numPr>
-        <w:spacing w:after="0" w:line="400" w:lineRule="exact"/>
+        <w:spacing w:after="0" w:line="380" w:lineRule="exact"/>
         <w:ind w:leftChars="0" w:right="0"/>
       </w:pPr>
       <w:r>
@@ -2558,7 +2497,7 @@
           <w:ilvl w:val="0"/>
           <w:numId w:val="1"/>
         </w:numPr>
-        <w:spacing w:after="0" w:line="400" w:lineRule="exact"/>
+        <w:spacing w:after="0" w:line="380" w:lineRule="exact"/>
         <w:ind w:leftChars="0" w:right="0"/>
       </w:pPr>
       <w:r>
@@ -2581,16 +2520,7 @@
           <w:sz w:val="16"/>
           <w:szCs w:val="16"/>
         </w:rPr>
-        <w:t>ㄍㄨ</w:t>
-      </w:r>
-      <w:r>
-        <w:rPr>
-          <w:rFonts w:hint="eastAsia"/>
-          <w:color w:val="FF0000"/>
-          <w:sz w:val="16"/>
-          <w:szCs w:val="16"/>
-        </w:rPr>
-        <w:t>ˋ</w:t>
+        <w:t>ㄍㄨˋ</w:t>
       </w:r>
       <w:proofErr w:type="gramEnd"/>
       <w:r>
@@ -2607,7 +2537,7 @@
           <w:ilvl w:val="0"/>
           <w:numId w:val="5"/>
         </w:numPr>
-        <w:spacing w:after="0" w:line="400" w:lineRule="exact"/>
+        <w:spacing w:after="0" w:line="380" w:lineRule="exact"/>
         <w:ind w:leftChars="0" w:right="0"/>
       </w:pPr>
       <w:r>
@@ -2624,7 +2554,7 @@
           <w:ilvl w:val="0"/>
           <w:numId w:val="5"/>
         </w:numPr>
-        <w:spacing w:after="0" w:line="400" w:lineRule="exact"/>
+        <w:spacing w:after="0" w:line="380" w:lineRule="exact"/>
         <w:ind w:leftChars="0" w:right="0"/>
       </w:pPr>
       <w:r>
@@ -2641,8 +2571,8 @@
           <w:ilvl w:val="0"/>
           <w:numId w:val="1"/>
         </w:numPr>
-        <w:spacing w:after="0" w:line="400" w:lineRule="exact"/>
-        <w:ind w:leftChars="0" w:left="0" w:right="0" w:firstLine="0"/>
+        <w:spacing w:after="0" w:line="380" w:lineRule="exact"/>
+        <w:ind w:leftChars="0" w:right="0"/>
       </w:pPr>
       <w:r>
         <w:rPr>
@@ -2655,6 +2585,24 @@
           <w:rFonts w:hint="eastAsia"/>
         </w:rPr>
         <w:t>：</w:t>
+      </w:r>
+      <w:r>
+        <w:rPr>
+          <w:rFonts w:hint="eastAsia"/>
+        </w:rPr>
+        <w:t>鋪陳的意思。</w:t>
+      </w:r>
+      <w:r>
+        <w:rPr>
+          <w:rFonts w:hint="eastAsia"/>
+        </w:rPr>
+        <w:t>也就是</w:t>
+      </w:r>
+      <w:r>
+        <w:rPr>
+          <w:rFonts w:hint="eastAsia"/>
+        </w:rPr>
+        <w:t>在一個人物出場前或者一個事件發生前，預先布置局勢，安排一些情節場景作為徵兆，製造氣氛。指事物發展過程中的前期準備工作。</w:t>
       </w:r>
     </w:p>
     <w:p>
@@ -2664,7 +2612,7 @@
           <w:ilvl w:val="0"/>
           <w:numId w:val="1"/>
         </w:numPr>
-        <w:spacing w:after="0" w:line="400" w:lineRule="exact"/>
+        <w:spacing w:after="0" w:line="380" w:lineRule="exact"/>
         <w:ind w:leftChars="0" w:left="0" w:right="0" w:firstLine="0"/>
       </w:pPr>
       <w:r>
@@ -2687,7 +2635,7 @@
           <w:ilvl w:val="0"/>
           <w:numId w:val="6"/>
         </w:numPr>
-        <w:spacing w:after="0" w:line="400" w:lineRule="exact"/>
+        <w:spacing w:after="0" w:line="380" w:lineRule="exact"/>
         <w:ind w:leftChars="0" w:right="0"/>
       </w:pPr>
       <w:r>
@@ -2700,7 +2648,7 @@
     <w:p>
       <w:pPr>
         <w:pStyle w:val="aa"/>
-        <w:spacing w:after="0" w:line="400" w:lineRule="exact"/>
+        <w:spacing w:after="0" w:line="380" w:lineRule="exact"/>
         <w:ind w:leftChars="0" w:right="0" w:firstLine="0"/>
       </w:pPr>
       <w:r>
@@ -2717,7 +2665,7 @@
           <w:ilvl w:val="0"/>
           <w:numId w:val="6"/>
         </w:numPr>
-        <w:spacing w:after="0" w:line="400" w:lineRule="exact"/>
+        <w:spacing w:after="0" w:line="380" w:lineRule="exact"/>
         <w:ind w:leftChars="0" w:right="0"/>
       </w:pPr>
       <w:r>
@@ -2730,7 +2678,7 @@
     <w:p>
       <w:pPr>
         <w:pStyle w:val="aa"/>
-        <w:spacing w:after="0" w:line="400" w:lineRule="exact"/>
+        <w:spacing w:after="0" w:line="380" w:lineRule="exact"/>
         <w:ind w:leftChars="0" w:right="0" w:firstLine="0"/>
       </w:pPr>
       <w:r>
@@ -2747,7 +2695,7 @@
           <w:ilvl w:val="0"/>
           <w:numId w:val="1"/>
         </w:numPr>
-        <w:spacing w:after="0" w:line="400" w:lineRule="exact"/>
+        <w:spacing w:after="0" w:line="380" w:lineRule="exact"/>
         <w:ind w:leftChars="0" w:right="0"/>
       </w:pPr>
       <w:r>
@@ -2755,6 +2703,40 @@
           <w:rFonts w:hint="eastAsia"/>
         </w:rPr>
         <w:t>新穎：</w:t>
+      </w:r>
+      <w:r>
+        <w:rPr>
+          <w:rFonts w:hint="eastAsia"/>
+        </w:rPr>
+        <w:t>新奇別</w:t>
+      </w:r>
+      <w:proofErr w:type="gramStart"/>
+      <w:r>
+        <w:rPr>
+          <w:rFonts w:hint="eastAsia"/>
+        </w:rPr>
+        <w:t>緻</w:t>
+      </w:r>
+      <w:proofErr w:type="gramEnd"/>
+      <w:r>
+        <w:rPr>
+          <w:rFonts w:hint="eastAsia"/>
+        </w:rPr>
+        <w:t>。【例】他此次發表的作品題材十分</w:t>
+      </w:r>
+      <w:proofErr w:type="gramStart"/>
+      <w:r>
+        <w:rPr>
+          <w:rFonts w:hint="eastAsia"/>
+        </w:rPr>
+        <w:t>新穎，</w:t>
+      </w:r>
+      <w:proofErr w:type="gramEnd"/>
+      <w:r>
+        <w:rPr>
+          <w:rFonts w:hint="eastAsia"/>
+        </w:rPr>
+        <w:t>引起文藝界的廣泛討論。</w:t>
       </w:r>
     </w:p>
     <w:p>
@@ -2764,7 +2746,7 @@
           <w:ilvl w:val="0"/>
           <w:numId w:val="1"/>
         </w:numPr>
-        <w:spacing w:after="0" w:line="400" w:lineRule="exact"/>
+        <w:spacing w:after="0" w:line="380" w:lineRule="exact"/>
         <w:ind w:leftChars="0" w:right="0"/>
       </w:pPr>
       <w:r>
@@ -2785,13 +2767,7 @@
         <w:rPr>
           <w:rFonts w:hint="eastAsia"/>
         </w:rPr>
-        <w:t>：</w:t>
-      </w:r>
-      <w:r>
-        <w:rPr>
-          <w:rFonts w:hint="eastAsia"/>
-        </w:rPr>
-        <w:t>新奇，與眾不同。【例】這玩意兒真別</w:t>
+        <w:t>：新奇，與眾不同。【例】這玩意兒真別</w:t>
       </w:r>
       <w:proofErr w:type="gramStart"/>
       <w:r>
@@ -2821,7 +2797,7 @@
           <w:ilvl w:val="0"/>
           <w:numId w:val="1"/>
         </w:numPr>
-        <w:spacing w:after="0" w:line="400" w:lineRule="exact"/>
+        <w:spacing w:after="0" w:line="380" w:lineRule="exact"/>
         <w:ind w:leftChars="0" w:right="0"/>
       </w:pPr>
       <w:proofErr w:type="gramStart"/>
@@ -2852,7 +2828,7 @@
           <w:ilvl w:val="0"/>
           <w:numId w:val="1"/>
         </w:numPr>
-        <w:spacing w:after="0" w:line="400" w:lineRule="exact"/>
+        <w:spacing w:after="0" w:line="380" w:lineRule="exact"/>
         <w:ind w:leftChars="0" w:right="0"/>
       </w:pPr>
       <w:r>
@@ -2865,13 +2841,7 @@
         <w:rPr>
           <w:rFonts w:hint="eastAsia"/>
         </w:rPr>
-        <w:t>：</w:t>
-      </w:r>
-      <w:r>
-        <w:rPr>
-          <w:rFonts w:hint="eastAsia"/>
-        </w:rPr>
-        <w:t>悲泣，</w:t>
+        <w:t>：悲泣，</w:t>
       </w:r>
       <w:proofErr w:type="gramStart"/>
       <w:r>
@@ -2923,7 +2893,7 @@
           <w:ilvl w:val="0"/>
           <w:numId w:val="1"/>
         </w:numPr>
-        <w:spacing w:after="0" w:line="400" w:lineRule="exact"/>
+        <w:spacing w:after="0" w:line="380" w:lineRule="exact"/>
         <w:ind w:leftChars="0" w:right="0"/>
       </w:pPr>
       <w:proofErr w:type="gramStart"/>
@@ -2976,7 +2946,7 @@
           <w:ilvl w:val="0"/>
           <w:numId w:val="1"/>
         </w:numPr>
-        <w:spacing w:after="0" w:line="400" w:lineRule="exact"/>
+        <w:spacing w:after="0" w:line="380" w:lineRule="exact"/>
         <w:ind w:leftChars="0" w:right="0"/>
       </w:pPr>
       <w:r>
@@ -2989,13 +2959,7 @@
         <w:rPr>
           <w:rFonts w:hint="eastAsia"/>
         </w:rPr>
-        <w:t>：</w:t>
-      </w:r>
-      <w:r>
-        <w:rPr>
-          <w:rFonts w:hint="eastAsia"/>
-        </w:rPr>
-        <w:t>水中泥沙因水流緩慢或停滯而</w:t>
+        <w:t>：水中泥沙因水流緩慢或停滯而</w:t>
       </w:r>
       <w:proofErr w:type="gramStart"/>
       <w:r>
@@ -3015,7 +2979,7 @@
     <w:p>
       <w:pPr>
         <w:pStyle w:val="aa"/>
-        <w:spacing w:after="0" w:line="400" w:lineRule="exact"/>
+        <w:spacing w:after="0" w:line="380" w:lineRule="exact"/>
         <w:ind w:leftChars="0" w:right="0" w:firstLine="0"/>
       </w:pPr>
       <w:r>
@@ -3032,7 +2996,7 @@
           <w:ilvl w:val="0"/>
           <w:numId w:val="1"/>
         </w:numPr>
-        <w:spacing w:after="0" w:line="400" w:lineRule="exact"/>
+        <w:spacing w:after="0" w:line="380" w:lineRule="exact"/>
         <w:ind w:leftChars="0" w:right="0"/>
       </w:pPr>
       <w:r>
@@ -3045,13 +3009,7 @@
         <w:rPr>
           <w:rFonts w:hint="eastAsia"/>
         </w:rPr>
-        <w:t>：</w:t>
-      </w:r>
-      <w:r>
-        <w:rPr>
-          <w:rFonts w:hint="eastAsia"/>
-        </w:rPr>
-        <w:t>停頓轉折，多指語調、音律。【例】抑揚頓挫</w:t>
+        <w:t>：停頓轉折，多指語調、音律。【例】抑揚頓挫</w:t>
       </w:r>
     </w:p>
     <w:p>
@@ -3061,11 +3019,8 @@
           <w:ilvl w:val="0"/>
           <w:numId w:val="1"/>
         </w:numPr>
-        <w:spacing w:after="0" w:line="400" w:lineRule="exact"/>
+        <w:spacing w:after="0" w:line="380" w:lineRule="exact"/>
         <w:ind w:leftChars="0" w:right="0"/>
-        <w:rPr>
-          <w:rFonts w:hint="eastAsia"/>
-        </w:rPr>
       </w:pPr>
       <w:r>
         <w:rPr>
@@ -3105,13 +3060,7 @@
         <w:rPr>
           <w:rFonts w:hint="eastAsia"/>
         </w:rPr>
-        <w:t>聲：</w:t>
-      </w:r>
-      <w:r>
-        <w:rPr>
-          <w:rFonts w:hint="eastAsia"/>
-        </w:rPr>
-        <w:t>平，四聲中的平聲。</w:t>
+        <w:t>聲：平，四聲中的平聲。</w:t>
       </w:r>
       <w:proofErr w:type="gramStart"/>
       <w:r>
